--- a/gestion/parcial1/Parcial1.docx
+++ b/gestion/parcial1/Parcial1.docx
@@ -733,98 +733,195 @@
         <w:t>Si la API de WhatsApp Business modifica su estructura o suspende el entorno de pruebas previsto, se generarán bloqueos técnicos imprevistos que retrasarán la entrega del módulo de notificaciones.</w:t>
       </w:r>
     </w:p>
-    <w:p>
-      <w:pPr>
-        <w:autoSpaceDE w:val="0"/>
-        <w:autoSpaceDN w:val="0"/>
-        <w:adjustRightInd w:val="0"/>
-        <w:spacing w:after="0" w:line="240" w:lineRule="auto"/>
+    <w:p/>
+    <w:p>
+      <w:r>
+        <w:t xml:space="preserve">Métricas y Gestión Asistida por IA (20 minutos aprox.) </w:t>
+      </w:r>
+    </w:p>
+    <w:p>
+      <w:r>
+        <w:t xml:space="preserve">● 3.1 </w:t>
+      </w:r>
+      <w:proofErr w:type="spellStart"/>
+      <w:r>
+        <w:t>Prompt</w:t>
+      </w:r>
+      <w:proofErr w:type="spellEnd"/>
+      <w:r>
+        <w:t xml:space="preserve"> </w:t>
+      </w:r>
+      <w:proofErr w:type="spellStart"/>
+      <w:r>
+        <w:t>Engineering</w:t>
+      </w:r>
+      <w:proofErr w:type="spellEnd"/>
+      <w:r>
+        <w:t xml:space="preserve"> para Análisis de Requerimientos: Un </w:t>
+      </w:r>
+      <w:proofErr w:type="spellStart"/>
+      <w:r>
+        <w:t>stakeholder</w:t>
+      </w:r>
+      <w:proofErr w:type="spellEnd"/>
+      <w:r>
+        <w:t xml:space="preserve"> presenta la siguiente solicitud vaga: "Queremos que el sistema sea súper intuitivo y cargue los PDF al instante". </w:t>
+      </w:r>
+    </w:p>
+    <w:p>
+      <w:r>
+        <w:t xml:space="preserve">Consigna: </w:t>
+      </w:r>
+      <w:proofErr w:type="spellStart"/>
+      <w:r>
+        <w:t>Redactá</w:t>
+      </w:r>
+      <w:proofErr w:type="spellEnd"/>
+      <w:r>
+        <w:t xml:space="preserve"> la instrucción exacta (</w:t>
+      </w:r>
+      <w:proofErr w:type="spellStart"/>
+      <w:r>
+        <w:t>prompt</w:t>
+      </w:r>
+      <w:proofErr w:type="spellEnd"/>
+      <w:r>
+        <w:t xml:space="preserve">) que le darías a un modelo de lenguaje (LLM) para que analice esa frase, detecte los términos ambiguos y sugiera preguntas de aclaración. Tu </w:t>
+      </w:r>
+      <w:proofErr w:type="spellStart"/>
+      <w:r>
+        <w:t>prompt</w:t>
+      </w:r>
+      <w:proofErr w:type="spellEnd"/>
+      <w:r>
+        <w:t xml:space="preserve"> debe contener explícitamente los 4 componentes estructurales: Rol, Contexto, Tarea y Formato de salida. (Nota: No redactes la respuesta que daría la IA, sino el </w:t>
+      </w:r>
+      <w:proofErr w:type="spellStart"/>
+      <w:r>
+        <w:t>prompt</w:t>
+      </w:r>
+      <w:proofErr w:type="spellEnd"/>
+      <w:r>
+        <w:t xml:space="preserve"> de entrada). </w:t>
+      </w:r>
+    </w:p>
+    <w:p>
+      <w:r>
+        <w:tab/>
+      </w:r>
+      <w:r>
+        <w:t>"Actúa como un Auditor de Calidad de Software y Analista Funcional Senior. El contexto corresponde al análisis inicial de requerimientos para la plataforma web de gestión médica '</w:t>
+      </w:r>
+      <w:proofErr w:type="spellStart"/>
+      <w:r>
+        <w:t>SaludConecta</w:t>
+      </w:r>
+      <w:proofErr w:type="spellEnd"/>
+      <w:r>
+        <w:t xml:space="preserve">'. Tu tarea es analizar la siguiente solicitud vaga de un </w:t>
+      </w:r>
+      <w:proofErr w:type="spellStart"/>
+      <w:r>
+        <w:t>stakeholder</w:t>
+      </w:r>
+      <w:proofErr w:type="spellEnd"/>
+      <w:r>
+        <w:t>: 'Queremos que el sistema sea súper intuitivo y cargue los PDF al instante', identificando los términos subjetivos y ambiguos. El formato de salida debe presentarse mediante una lista con las ambigüedades detectadas y un apartado detallado con las preguntas sugeridas para su cuantificación objetiva."</w:t>
+      </w:r>
+    </w:p>
+    <w:p/>
+    <w:p/>
+    <w:p/>
+    <w:p/>
+    <w:p/>
+    <w:p/>
+    <w:p/>
+    <w:p/>
+    <w:p/>
+    <w:p>
+      <w:r>
+        <w:lastRenderedPageBreak/>
+        <w:t xml:space="preserve">● 3.2 Auditoría de Métricas en Equipos asistidos por IA: Un equipo de desarrollo utiliza asistentes de código con IA generativa y afirma haber duplicado su velocidad de trabajo. </w:t>
+      </w:r>
+    </w:p>
+    <w:p>
+      <w:pPr>
+        <w:ind w:left="708"/>
+      </w:pPr>
+      <w:r>
+        <w:t xml:space="preserve">○ </w:t>
+      </w:r>
+      <w:proofErr w:type="spellStart"/>
+      <w:r>
+        <w:t>Seleccioná</w:t>
+      </w:r>
+      <w:proofErr w:type="spellEnd"/>
+      <w:r>
+        <w:t xml:space="preserve"> 1 métrica del marco DORA y </w:t>
+      </w:r>
+      <w:proofErr w:type="spellStart"/>
+      <w:r>
+        <w:t>explicá</w:t>
+      </w:r>
+      <w:proofErr w:type="spellEnd"/>
+      <w:r>
+        <w:t xml:space="preserve"> en 2 líneas qué falla en el proceso o en la calidad del código revelaría esa métrica si el equipo solo estuviera generando volumen de código sin valor real. </w:t>
+      </w:r>
+    </w:p>
+    <w:p>
+      <w:pPr>
+        <w:ind w:left="708"/>
+      </w:pPr>
+      <w:r>
+        <w:tab/>
+      </w:r>
+      <w:r>
         <w:rPr>
-          <w:rFonts w:ascii="Arial" w:hAnsi="Arial" w:cs="Arial"/>
-          <w:sz w:val="23"/>
-          <w:szCs w:val="23"/>
-          <w:lang w:val="es-ES"/>
+          <w:b/>
+          <w:bCs/>
         </w:rPr>
-      </w:pPr>
-    </w:p>
-    <w:p/>
-    <w:p>
-      <w:r>
-        <w:t xml:space="preserve">Métricas y Gestión Asistida por IA (20 minutos aprox.) </w:t>
-      </w:r>
-    </w:p>
-    <w:p>
-      <w:r>
-        <w:t xml:space="preserve">● 3.1 </w:t>
-      </w:r>
-      <w:proofErr w:type="spellStart"/>
-      <w:r>
-        <w:t>Prompt</w:t>
-      </w:r>
-      <w:proofErr w:type="spellEnd"/>
-      <w:r>
+        <w:t xml:space="preserve">Change </w:t>
+      </w:r>
+      <w:proofErr w:type="spellStart"/>
+      <w:r>
+        <w:rPr>
+          <w:b/>
+          <w:bCs/>
+        </w:rPr>
+        <w:t>Failure</w:t>
+      </w:r>
+      <w:proofErr w:type="spellEnd"/>
+      <w:r>
+        <w:rPr>
+          <w:b/>
+          <w:bCs/>
+        </w:rPr>
         <w:t xml:space="preserve"> </w:t>
       </w:r>
       <w:proofErr w:type="spellStart"/>
       <w:r>
-        <w:t>Engineering</w:t>
-      </w:r>
-      <w:proofErr w:type="spellEnd"/>
-      <w:r>
-        <w:t xml:space="preserve"> para Análisis de Requerimientos: Un </w:t>
-      </w:r>
-      <w:proofErr w:type="spellStart"/>
-      <w:r>
-        <w:t>stakeholder</w:t>
-      </w:r>
-      <w:proofErr w:type="spellEnd"/>
-      <w:r>
-        <w:t xml:space="preserve"> presenta la siguiente solicitud vaga: "Queremos que el sistema sea súper intuitivo y cargue los PDF al instante". </w:t>
-      </w:r>
-    </w:p>
-    <w:p>
-      <w:r>
-        <w:t xml:space="preserve">Consigna: </w:t>
-      </w:r>
-      <w:proofErr w:type="spellStart"/>
-      <w:r>
-        <w:t>Redactá</w:t>
-      </w:r>
-      <w:proofErr w:type="spellEnd"/>
-      <w:r>
-        <w:t xml:space="preserve"> la instrucción exacta (</w:t>
-      </w:r>
-      <w:proofErr w:type="spellStart"/>
-      <w:r>
-        <w:t>prompt</w:t>
-      </w:r>
-      <w:proofErr w:type="spellEnd"/>
-      <w:r>
-        <w:t xml:space="preserve">) que le darías a un modelo de lenguaje (LLM) para que analice esa frase, detecte los términos ambiguos y sugiera preguntas de aclaración. Tu </w:t>
-      </w:r>
-      <w:proofErr w:type="spellStart"/>
-      <w:r>
-        <w:t>prompt</w:t>
-      </w:r>
-      <w:proofErr w:type="spellEnd"/>
-      <w:r>
-        <w:t xml:space="preserve"> debe contener explícitamente los 4 componentes estructurales: Rol, Contexto, Tarea y Formato de salida. (Nota: No redactes la respuesta que daría la IA, sino el </w:t>
-      </w:r>
-      <w:proofErr w:type="spellStart"/>
-      <w:r>
-        <w:t>prompt</w:t>
-      </w:r>
-      <w:proofErr w:type="spellEnd"/>
-      <w:r>
-        <w:t xml:space="preserve"> de entrada). </w:t>
-      </w:r>
-    </w:p>
-    <w:p>
-      <w:r>
-        <w:t xml:space="preserve">● 3.2 Auditoría de Métricas en Equipos asistidos por IA: Un equipo de desarrollo utiliza asistentes de código con IA generativa y afirma haber duplicado su velocidad de trabajo. </w:t>
-      </w:r>
-    </w:p>
-    <w:p>
+        <w:rPr>
+          <w:b/>
+          <w:bCs/>
+        </w:rPr>
+        <w:t>Rate</w:t>
+      </w:r>
+      <w:proofErr w:type="spellEnd"/>
+      <w:r>
+        <w:rPr>
+          <w:b/>
+          <w:bCs/>
+        </w:rPr>
+        <w:t xml:space="preserve"> (Tasa de fallos en los cambios):</w:t>
+      </w:r>
+      <w:r>
+        <w:t xml:space="preserve"> Si el equipo se limita a generar volumen de código con IA sin un control estricto, esta métrica revelará un aumento en los errores que llegan a producción y la necesidad constante de revertir despliegues debido a fallas de calidad.</w:t>
+      </w:r>
+    </w:p>
+    <w:p>
+      <w:pPr>
+        <w:ind w:left="708"/>
+      </w:pPr>
       <w:r>
         <w:t xml:space="preserve">○ </w:t>
       </w:r>
@@ -834,27 +931,6 @@
       </w:r>
       <w:proofErr w:type="spellEnd"/>
       <w:r>
-        <w:t xml:space="preserve"> 1 métrica del marco DORA y </w:t>
-      </w:r>
-      <w:proofErr w:type="spellStart"/>
-      <w:r>
-        <w:t>explicá</w:t>
-      </w:r>
-      <w:proofErr w:type="spellEnd"/>
-      <w:r>
-        <w:t xml:space="preserve"> en 2 líneas qué falla en el proceso o en la calidad del código revelaría esa métrica si el equipo solo estuviera generando volumen de código sin valor real. </w:t>
-      </w:r>
-    </w:p>
-    <w:p>
-      <w:r>
-        <w:t xml:space="preserve">○ </w:t>
-      </w:r>
-      <w:proofErr w:type="spellStart"/>
-      <w:r>
-        <w:t>Seleccioná</w:t>
-      </w:r>
-      <w:proofErr w:type="spellEnd"/>
-      <w:r>
         <w:t xml:space="preserve"> 1 dimensión del marco SPACE y </w:t>
       </w:r>
       <w:proofErr w:type="spellStart"/>
@@ -864,6 +940,24 @@
       <w:proofErr w:type="spellEnd"/>
       <w:r>
         <w:t xml:space="preserve"> en 2 líneas cómo ayuda a evaluar el impacto de la herramienta en el equipo más allá de la cantidad de código producido. </w:t>
+      </w:r>
+    </w:p>
+    <w:p>
+      <w:pPr>
+        <w:ind w:left="708"/>
+      </w:pPr>
+      <w:r>
+        <w:tab/>
+      </w:r>
+      <w:r>
+        <w:rPr>
+          <w:b/>
+          <w:bCs/>
+        </w:rPr>
+        <w:t>Satisfacción (S):</w:t>
+      </w:r>
+      <w:r>
+        <w:t xml:space="preserve"> Permite evaluar el impacto de la herramienta en el bienestar del equipo, midiendo si los desarrolladores se sienten cómodos o si la obligación de revisar grandes volúmenes de código generado automáticamente genera sobrecarga cognitiva y riesgo de burnout.</w:t>
       </w:r>
     </w:p>
     <w:p/>

--- a/gestion/parcial1/Parcial1.docx
+++ b/gestion/parcial1/Parcial1.docx
@@ -876,43 +876,23 @@
         <w:tab/>
       </w:r>
       <w:r>
-        <w:rPr>
-          <w:b/>
-          <w:bCs/>
-        </w:rPr>
         <w:t xml:space="preserve">Change </w:t>
       </w:r>
       <w:proofErr w:type="spellStart"/>
       <w:r>
-        <w:rPr>
-          <w:b/>
-          <w:bCs/>
-        </w:rPr>
         <w:t>Failure</w:t>
       </w:r>
       <w:proofErr w:type="spellEnd"/>
       <w:r>
-        <w:rPr>
-          <w:b/>
-          <w:bCs/>
-        </w:rPr>
         <w:t xml:space="preserve"> </w:t>
       </w:r>
       <w:proofErr w:type="spellStart"/>
       <w:r>
-        <w:rPr>
-          <w:b/>
-          <w:bCs/>
-        </w:rPr>
         <w:t>Rate</w:t>
       </w:r>
       <w:proofErr w:type="spellEnd"/>
       <w:r>
-        <w:rPr>
-          <w:b/>
-          <w:bCs/>
-        </w:rPr>
-        <w:t xml:space="preserve"> (Tasa de fallos en los cambios):</w:t>
+        <w:t>:</w:t>
       </w:r>
       <w:r>
         <w:t xml:space="preserve"> Si el equipo se limita a generar volumen de código con IA sin un control estricto, esta métrica revelará un aumento en los errores que llegan a producción y la necesidad constante de revertir despliegues debido a fallas de calidad.</w:t>
@@ -950,14 +930,10 @@
         <w:tab/>
       </w:r>
       <w:r>
-        <w:rPr>
-          <w:b/>
-          <w:bCs/>
-        </w:rPr>
-        <w:t>Satisfacción (S):</w:t>
-      </w:r>
-      <w:r>
-        <w:t xml:space="preserve"> Permite evaluar el impacto de la herramienta en el bienestar del equipo, midiendo si los desarrolladores se sienten cómodos o si la obligación de revisar grandes volúmenes de código generado automáticamente genera sobrecarga cognitiva y riesgo de burnout.</w:t>
+        <w:t>Performance (P - Desempeño):</w:t>
+      </w:r>
+      <w:r>
+        <w:t xml:space="preserve"> Permite evaluar si el trabajo del equipo genera resultados concretos para el producto y el negocio, analizando la calidad de los entregables y el valor real aportado en lugar de medir únicamente el volumen de código producido.</w:t>
       </w:r>
     </w:p>
     <w:p/>
